--- a/website-pages/03_Institutions_for_Boys.docx
+++ b/website-pages/03_Institutions_for_Boys.docx
@@ -50,7 +50,7 @@
         <w:rPr>
           <w:lang w:val="en-GB"/>
         </w:rPr>
-        <w:t xml:space="preserve">At Ohel, Torah education is rooted in tradition, with no compromise on values or standards. Our goal is to nurture moral character and personal growth while giving every student the attention he deserves.</w:t>
+        <w:t xml:space="preserve">At Oel, Torah education is rooted in tradition, with no compromise on values or standards. Our goal is to nurture moral character and personal growth while giving every student the attention he deserves.</w:t>
       </w:r>
     </w:p>
     <w:p>
@@ -388,7 +388,7 @@
         <w:rPr>
           <w:lang w:val="en-GB"/>
         </w:rPr>
-        <w:t>A professional Ohel school rooted in the local community, allowing children in southern Israel to receive high-quality support close to home. The school places particular emphasis on warmth, care, and a strong sense of community belonging.</w:t>
+        <w:t>A professional Oel school rooted in the local community, allowing children in southern Israel to receive high-quality support close to home. The school places particular emphasis on warmth, care, and a strong sense of community belonging.</w:t>
       </w:r>
     </w:p>
     <w:p>

--- a/website-pages/03_Institutions_for_Boys.docx
+++ b/website-pages/03_Institutions_for_Boys.docx
@@ -203,7 +203,7 @@
         <w:rPr>
           <w:lang w:val="en-GB"/>
         </w:rPr>
-        <w:t xml:space="preserve">A specialized school combining the spirit and values of Chabad Hasidism with professional expertise in communication and developmental support. Guided by the belief that every child is a </w:t>
+        <w:t xml:space="preserve">A specialized school combining the spirit and values of Chabad Chassidus with professional expertise in communication and developmental support. Guided by the belief that every child is a </w:t>
       </w:r>
       <w:r>
         <w:rPr>
@@ -217,7 +217,7 @@
         <w:rPr>
           <w:lang w:val="en-GB"/>
         </w:rPr>
-        <w:t xml:space="preserve"> the school provides a warm Hasidic environment that sees the child beyond the challenge.</w:t>
+        <w:t xml:space="preserve"> the school provides a warm Chassidic environment that sees the child beyond the challenge.</w:t>
       </w:r>
     </w:p>
     <w:p>
@@ -558,7 +558,7 @@
         <w:rPr>
           <w:lang w:val="en-GB"/>
         </w:rPr>
-        <w:t>A Hebrew-speaking yeshiva serving both Sephardi and Lithuanian Haredi communities, combining a strong Torah environment with innovative therapeutic support. The yeshiva provides an important framework for young men in southern Israel who need both a serious yeshiva education and a deeper understanding of their emotional and learning needs.</w:t>
+        <w:t>A Hebrew-speaking yeshiva serving both Sephardi and Litvish Chareidi communities, combining a strong Torah environment with innovative therapeutic support. The yeshiva provides an important framework for young men in southern Israel who need both a serious yeshiva education and a deeper understanding of their emotional and learning needs.</w:t>
       </w:r>
     </w:p>
     <w:p>
@@ -729,7 +729,7 @@
         <w:rPr>
           <w:lang w:val="en-GB"/>
         </w:rPr>
-        <w:t xml:space="preserve">A Yiddish-speaking Hasidic yeshiva combining a warm traditional environment with comprehensive therapeutic support. Its residential program provides care and structure throughout the day in a Torah-centered setting that understands the students’ emotional and communication needs.</w:t>
+        <w:t xml:space="preserve">A Yiddish-speaking Chassidic yeshiva combining a warm traditional environment with comprehensive therapeutic support. Its residential program provides care and structure throughout the day in a Torah-centered setting that understands the students’ emotional and communication needs.</w:t>
       </w:r>
     </w:p>
     <w:p>
@@ -899,7 +899,7 @@
         <w:rPr>
           <w:lang w:val="en-GB"/>
         </w:rPr>
-        <w:t>A Talmud Torah serving both Hasidic and Lithuanian Haredi families in an atmosphere of high expectations, warmth, and personal growth. Each child receives an individualized path designed to develop his academic, social, and emotional abilities.</w:t>
+        <w:t>A Talmud Torah serving both Chassidic and Litvish Chareidi families in an atmosphere of high expectations, warmth, and personal growth. Each child receives an individualized path designed to develop his academic, social, and emotional abilities.</w:t>
       </w:r>
     </w:p>
     <w:p>
@@ -1070,7 +1070,7 @@
         <w:rPr>
           <w:lang w:val="en-GB"/>
         </w:rPr>
-        <w:t>A warm, professional environment for children from Hasidic families, with the familiar religious character and values of home. The school combines strong academic standards with emotional and therapeutic support, giving each child a sense of security, belonging, and achievement.</w:t>
+        <w:t>A warm, professional environment for children from Chassidic families, with the familiar religious character and values of home. The school combines strong academic standards with emotional and therapeutic support, giving each child a sense of security, belonging, and achievement.</w:t>
       </w:r>
     </w:p>
     <w:p>
